--- a/resources/form_templates/cartas/Carta_Aceptacion_de_Intencion_y_Disponibilidad.docx
+++ b/resources/form_templates/cartas/Carta_Aceptacion_de_Intencion_y_Disponibilidad.docx
@@ -494,7 +494,7 @@
         <w:rPr>
           <w:rFonts w:ascii="Arial" w:hAnsi="Arial" w:cs="Arial"/>
         </w:rPr>
-        <w:t xml:space="preserve">[Firma del gerente de su empresa]</w:t>
+        <w:t xml:space="preserve">${img_firma}</w:t>
       </w:r>
       <w:proofErr w:type="spellStart"/>
       <w:r>
@@ -508,7 +508,7 @@
         <w:rPr>
           <w:rFonts w:ascii="Arial" w:hAnsi="Arial" w:cs="Arial"/>
         </w:rPr>
-        <w:t xml:space="preserve">[Sello de su empresa]</w:t>
+        <w:t xml:space="preserve">${img_sello}</w:t>
       </w:r>
     </w:p>
     <w:p>
@@ -566,7 +566,7 @@
         <w:rPr>
           <w:rFonts w:ascii="Arial" w:hAnsi="Arial" w:cs="Arial"/>
         </w:rPr>
-        <w:t>[Información de contacto]</w:t>
+        <w:t/>
       </w:r>
     </w:p>
     <w:sectPr>
@@ -627,7 +627,7 @@
     </w:pPr>
     <w:proofErr w:type="gramStart"/>
     <w:r>
-      <w:t xml:space="preserve">[Logo de su empresa]</w:t>
+      <w:t xml:space="preserve">${img_logo}</w:t>
     </w:r>
   </w:p>
   <w:p>

--- a/resources/form_templates/cartas/Carta_Aceptacion_de_Intencion_y_Disponibilidad.docx
+++ b/resources/form_templates/cartas/Carta_Aceptacion_de_Intencion_y_Disponibilidad.docx
@@ -100,7 +100,7 @@
         <w:rPr>
           <w:rFonts w:ascii="Arial" w:hAnsi="Arial" w:cs="Arial"/>
         </w:rPr>
-        <w:t xml:space="preserve">18/03/2026</w:t>
+        <w:t xml:space="preserve">${fecha}</w:t>
       </w:r>
     </w:p>
     <w:p>
